--- a/MICROCONTROLERS/RX65N/USB_HCDC/USB_HCDC_FINAL/Setup/2_USB_HCDC_3_protocol.docx
+++ b/MICROCONTROLERS/RX65N/USB_HCDC/USB_HCDC_FINAL/Setup/2_USB_HCDC_3_protocol.docx
@@ -177,6 +177,9 @@
     <w:p/>
     <w:p>
       <w:r>
+        <w:rPr>
+          <w:noProof/>
+        </w:rPr>
         <w:drawing>
           <wp:inline distT="0" distB="0" distL="0" distR="0" wp14:anchorId="502E02AA" wp14:editId="7057673B">
             <wp:extent cx="5943600" cy="2446020"/>
@@ -251,6 +254,9 @@
     <w:p/>
     <w:p>
       <w:r>
+        <w:rPr>
+          <w:noProof/>
+        </w:rPr>
         <w:lastRenderedPageBreak/>
         <w:drawing>
           <wp:inline distT="0" distB="0" distL="0" distR="0" wp14:anchorId="7DD826B8" wp14:editId="18E090DF">
@@ -291,6 +297,9 @@
     </w:p>
     <w:p>
       <w:r>
+        <w:rPr>
+          <w:noProof/>
+        </w:rPr>
         <w:drawing>
           <wp:inline distT="0" distB="0" distL="0" distR="0" wp14:anchorId="11073DDE" wp14:editId="2ECF103B">
             <wp:extent cx="2509520" cy="1057698"/>
@@ -334,6 +343,9 @@
     <w:p/>
     <w:p>
       <w:r>
+        <w:rPr>
+          <w:noProof/>
+        </w:rPr>
         <w:drawing>
           <wp:inline distT="0" distB="0" distL="0" distR="0" wp14:anchorId="3671E6C5" wp14:editId="22C440A9">
             <wp:extent cx="5943600" cy="1648460"/>
@@ -373,13 +385,7 @@
     </w:p>
     <w:p>
       <w:r>
-        <w:t xml:space="preserve">Get </w:t>
-      </w:r>
-      <w:r>
-        <w:t>common parameters</w:t>
-      </w:r>
-      <w:r>
-        <w:t>: to check device has the configuration parameters set by host before</w:t>
+        <w:t>Get common parameters: to check device has the configuration parameters set by host before</w:t>
       </w:r>
     </w:p>
     <w:p>
@@ -394,6 +400,9 @@
     </w:p>
     <w:p>
       <w:r>
+        <w:rPr>
+          <w:noProof/>
+        </w:rPr>
         <w:drawing>
           <wp:inline distT="0" distB="0" distL="0" distR="0" wp14:anchorId="769E3608" wp14:editId="7B19D517">
             <wp:extent cx="5943600" cy="777240"/>
@@ -433,16 +442,14 @@
     </w:p>
     <w:p>
       <w:r>
-        <w:t>Get the serial sta</w:t>
-      </w:r>
-      <w:bookmarkStart w:id="0" w:name="_GoBack"/>
-      <w:bookmarkEnd w:id="0"/>
-      <w:r>
-        <w:t>te</w:t>
-      </w:r>
-    </w:p>
-    <w:p>
-      <w:r>
+        <w:t>Get the serial state</w:t>
+      </w:r>
+    </w:p>
+    <w:p>
+      <w:r>
+        <w:rPr>
+          <w:noProof/>
+        </w:rPr>
         <w:lastRenderedPageBreak/>
         <w:drawing>
           <wp:inline distT="0" distB="0" distL="0" distR="0" wp14:anchorId="2CAD744E" wp14:editId="75D118AF">
@@ -554,6 +561,64 @@
           </wp:inline>
         </w:drawing>
       </w:r>
+    </w:p>
+    <w:p>
+      <w:r>
+        <w:rPr>
+          <w:noProof/>
+        </w:rPr>
+        <w:lastRenderedPageBreak/>
+        <w:drawing>
+          <wp:inline distT="0" distB="0" distL="0" distR="0">
+            <wp:extent cx="5943600" cy="5308600"/>
+            <wp:effectExtent l="0" t="0" r="0" b="6350"/>
+            <wp:docPr id="3" name="Picture 3"/>
+            <wp:cNvGraphicFramePr>
+              <a:graphicFrameLocks xmlns:a="http://schemas.openxmlformats.org/drawingml/2006/main" noChangeAspect="1"/>
+            </wp:cNvGraphicFramePr>
+            <a:graphic xmlns:a="http://schemas.openxmlformats.org/drawingml/2006/main">
+              <a:graphicData uri="http://schemas.openxmlformats.org/drawingml/2006/picture">
+                <pic:pic xmlns:pic="http://schemas.openxmlformats.org/drawingml/2006/picture">
+                  <pic:nvPicPr>
+                    <pic:cNvPr id="0" name="Picture 1"/>
+                    <pic:cNvPicPr>
+                      <a:picLocks noChangeAspect="1" noChangeArrowheads="1"/>
+                    </pic:cNvPicPr>
+                  </pic:nvPicPr>
+                  <pic:blipFill>
+                    <a:blip r:embed="rId13">
+                      <a:extLst>
+                        <a:ext uri="{28A0092B-C50C-407E-A947-70E740481C1C}">
+                          <a14:useLocalDpi xmlns:a14="http://schemas.microsoft.com/office/drawing/2010/main" val="0"/>
+                        </a:ext>
+                      </a:extLst>
+                    </a:blip>
+                    <a:srcRect/>
+                    <a:stretch>
+                      <a:fillRect/>
+                    </a:stretch>
+                  </pic:blipFill>
+                  <pic:spPr bwMode="auto">
+                    <a:xfrm>
+                      <a:off x="0" y="0"/>
+                      <a:ext cx="5943600" cy="5308600"/>
+                    </a:xfrm>
+                    <a:prstGeom prst="rect">
+                      <a:avLst/>
+                    </a:prstGeom>
+                    <a:noFill/>
+                    <a:ln>
+                      <a:noFill/>
+                    </a:ln>
+                  </pic:spPr>
+                </pic:pic>
+              </a:graphicData>
+            </a:graphic>
+          </wp:inline>
+        </w:drawing>
+      </w:r>
+      <w:bookmarkStart w:id="0" w:name="_GoBack"/>
+      <w:bookmarkEnd w:id="0"/>
     </w:p>
     <w:p/>
     <w:p/>
